--- a/docpac_21230125/RPGM/DonaldGarcia/MY RPG MAKER CHALLENGE.docx
+++ b/docpac_21230125/RPGM/DonaldGarcia/MY RPG MAKER CHALLENGE.docx
@@ -201,7 +201,7 @@
           <w:noProof/>
         </w:rPr>
         <w:drawing>
-          <wp:anchor distT="0" distB="0" distL="114300" distR="114300" simplePos="0" relativeHeight="251661824" behindDoc="1" locked="0" layoutInCell="1" allowOverlap="1" wp14:anchorId="278FB66C" wp14:editId="0A377DDE">
+          <wp:anchor distT="0" distB="0" distL="114300" distR="114300" simplePos="0" relativeHeight="251661824" behindDoc="1" locked="0" layoutInCell="1" allowOverlap="1" wp14:anchorId="278FB66C" wp14:editId="4FEB6F3C">
             <wp:simplePos x="0" y="0"/>
             <wp:positionH relativeFrom="margin">
               <wp:align>left</wp:align>
@@ -607,6 +607,7 @@
       <w:r>
         <w:rPr>
           <w:rFonts w:ascii="Candara" w:hAnsi="Candara"/>
+          <w:noProof/>
         </w:rPr>
         <w:drawing>
           <wp:anchor distT="0" distB="0" distL="114300" distR="114300" simplePos="0" relativeHeight="251660800" behindDoc="1" locked="0" layoutInCell="1" allowOverlap="1" wp14:anchorId="54D6A757" wp14:editId="194F0A7E">
@@ -700,29 +701,7 @@
           <w:szCs w:val="44"/>
           <w:highlight w:val="yellow"/>
         </w:rPr>
-        <w:t xml:space="preserve">Part </w:t>
-      </w:r>
-      <w:r>
-        <w:rPr>
-          <w:rFonts w:ascii="Candara" w:hAnsi="Candara"/>
-          <w:b/>
-          <w:bCs/>
-          <w:sz w:val="44"/>
-          <w:szCs w:val="44"/>
-          <w:highlight w:val="yellow"/>
-        </w:rPr>
-        <w:t>2</w:t>
-      </w:r>
-      <w:r>
-        <w:rPr>
-          <w:rFonts w:ascii="Candara" w:hAnsi="Candara"/>
-          <w:b/>
-          <w:bCs/>
-          <w:sz w:val="44"/>
-          <w:szCs w:val="44"/>
-          <w:highlight w:val="yellow"/>
-        </w:rPr>
-        <w:t>:</w:t>
+        <w:t>Part 2:</w:t>
       </w:r>
     </w:p>
     <w:p>
@@ -1395,6 +1374,7 @@
   <w:style w:type="character" w:default="1" w:styleId="DefaultParagraphFont">
     <w:name w:val="Default Paragraph Font"/>
     <w:uiPriority w:val="1"/>
+    <w:semiHidden/>
     <w:unhideWhenUsed/>
   </w:style>
   <w:style w:type="table" w:default="1" w:styleId="TableNormal">
